--- a/public/resume/Naman_Manocha_AI_Engineer_Resume.docx
+++ b/public/resume/Naman_Manocha_AI_Engineer_Resume.docx
@@ -447,7 +447,7 @@
         <w:rPr>
           <w:i/>
         </w:rPr>
-        <w:t>Python, FastAPI, Next.js, Supabase/pgvector, LangGraph, Groq, OpenAI, Cloudflare R2  |  ~143K LOC, 864 files, 431 commits, 167+ test suites — OpenAI Build Week</w:t>
+        <w:t>Python, FastAPI, Next.js, Supabase/pgvector, LangGraph, Groq, OpenAI, Cloudflare R2  |  ~142K LOC, 864 files, 430 commits, 167+ test suites — OpenAI Build Week</w:t>
       </w:r>
       <w:r>
         <w:rPr>

--- a/public/resume/Naman_Manocha_AI_Engineer_Resume.docx
+++ b/public/resume/Naman_Manocha_AI_Engineer_Resume.docx
@@ -447,7 +447,7 @@
         <w:rPr>
           <w:i/>
         </w:rPr>
-        <w:t>Python, FastAPI, Next.js, Supabase/pgvector, LangGraph, Groq, OpenAI, Cloudflare R2  |  ~142K LOC, 864 files, 430 commits, 167+ test suites — OpenAI Build Week</w:t>
+        <w:t>Python, FastAPI, Next.js, Supabase/pgvector, LangGraph, Groq, OpenAI, Cloudflare R2  |  ~143K LOC, 864 files, 432 commits, 167+ test suites — OpenAI Build Week</w:t>
       </w:r>
       <w:r>
         <w:rPr>

--- a/public/resume/Naman_Manocha_AI_Engineer_Resume.docx
+++ b/public/resume/Naman_Manocha_AI_Engineer_Resume.docx
@@ -447,7 +447,7 @@
         <w:rPr>
           <w:i/>
         </w:rPr>
-        <w:t>Python, FastAPI, Next.js, Supabase/pgvector, LangGraph, Groq, OpenAI, Cloudflare R2  |  ~143K LOC, 864 files, 432 commits, 167+ test suites — OpenAI Build Week</w:t>
+        <w:t>Python, FastAPI, Next.js, Supabase/pgvector, LangGraph, Groq, OpenAI, Cloudflare R2  |  ~142K LOC, 864 files, 433 commits, 167+ test suites — OpenAI Build Week</w:t>
       </w:r>
       <w:r>
         <w:rPr>

--- a/public/resume/Naman_Manocha_AI_Engineer_Resume.docx
+++ b/public/resume/Naman_Manocha_AI_Engineer_Resume.docx
@@ -447,7 +447,7 @@
         <w:rPr>
           <w:i/>
         </w:rPr>
-        <w:t>Python, FastAPI, Next.js, Supabase/pgvector, LangGraph, Groq, OpenAI, Cloudflare R2  |  ~142K LOC, 864 files, 433 commits, 167+ test suites — OpenAI Build Week</w:t>
+        <w:t>Python, FastAPI, Next.js, Supabase/pgvector, LangGraph, Groq, OpenAI, Cloudflare R2  |  ~142K LOC, 864 files, 434 commits, 167+ test suites — OpenAI Build Week</w:t>
       </w:r>
       <w:r>
         <w:rPr>

--- a/public/resume/Naman_Manocha_AI_Engineer_Resume.docx
+++ b/public/resume/Naman_Manocha_AI_Engineer_Resume.docx
@@ -109,63 +109,7 @@
         <w:spacing w:after="100"/>
       </w:pPr>
       <w:r>
-        <w:rPr>
-          <w:rFonts w:ascii="Calibri" w:cs="Calibri" w:eastAsia="Calibri" w:hAnsi="Calibri"/>
-          <w:i w:val="false"/>
-          <w:iCs w:val="false"/>
-          <w:color w:val="1A1A1A"/>
-          <w:sz w:val="19"/>
-          <w:szCs w:val="19"/>
-        </w:rPr>
-        <w:t xml:space="preserve">AI/ML engineer who ships production systems end-to-end — data pipelines, model/retrieval logic, backend APIs, and deployment. Solo-built </w:t>
-      </w:r>
-      <w:r>
-        <w:rPr>
-          <w:rFonts w:ascii="Calibri" w:cs="Calibri" w:eastAsia="Calibri" w:hAnsi="Calibri"/>
-          <w:b/>
-          <w:bCs/>
-          <w:i w:val="false"/>
-          <w:iCs w:val="false"/>
-          <w:color w:val="1A1A1A"/>
-          <w:sz w:val="19"/>
-          <w:szCs w:val="19"/>
-        </w:rPr>
-        <w:t xml:space="preserve">FundersAI</w:t>
-      </w:r>
-      <w:r>
-        <w:rPr>
-          <w:rFonts w:ascii="Calibri" w:cs="Calibri" w:eastAsia="Calibri" w:hAnsi="Calibri"/>
-          <w:i w:val="false"/>
-          <w:iCs w:val="false"/>
-          <w:color w:val="1A1A1A"/>
-          <w:sz w:val="19"/>
-          <w:szCs w:val="19"/>
-        </w:rPr>
-        <w:t xml:space="preserve">, a research platform combining deterministic financial metrics, hybrid retrieval, and explainable ML clustering, and </w:t>
-      </w:r>
-      <w:r>
-        <w:rPr>
-          <w:rFonts w:ascii="Calibri" w:cs="Calibri" w:eastAsia="Calibri" w:hAnsi="Calibri"/>
-          <w:b/>
-          <w:bCs/>
-          <w:i w:val="false"/>
-          <w:iCs w:val="false"/>
-          <w:color w:val="1A1A1A"/>
-          <w:sz w:val="19"/>
-          <w:szCs w:val="19"/>
-        </w:rPr>
-        <w:t xml:space="preserve">CareFlow Intelligence</w:t>
-      </w:r>
-      <w:r>
-        <w:rPr>
-          <w:rFonts w:ascii="Calibri" w:cs="Calibri" w:eastAsia="Calibri" w:hAnsi="Calibri"/>
-          <w:i w:val="false"/>
-          <w:iCs w:val="false"/>
-          <w:color w:val="1A1A1A"/>
-          <w:sz w:val="19"/>
-          <w:szCs w:val="19"/>
-        </w:rPr>
-        <w:t xml:space="preserve">, an agentic RAG + fine-tuning system. Currently building and shipping AI products independently to gain hands-on production experience. Stack: Python/FastAPI, Next.js/React, Supabase/PostgreSQL, Docker/Kubernetes.</w:t>
+        <w:t>AI/ML engineer who ships end-to-end research products spanning data pipelines, retrieval and model logic, backend APIs, and deployment. Independently developed FundersAI, a research platform combining deterministic financial metrics, hybrid retrieval, and explainable ML clustering, and CareFlow Intelligence, an agentic RAG and fine-tuning system. Currently developing AI products independently. Core technologies: Python, FastAPI, Next.js, Supabase/PostgreSQL, Docker, and Kubernetes.</w:t>
       </w:r>
     </w:p>
     <w:p>
@@ -193,28 +137,7 @@
         <w:spacing w:after="40"/>
       </w:pPr>
       <w:r>
-        <w:rPr>
-          <w:rFonts w:ascii="Calibri" w:cs="Calibri" w:eastAsia="Calibri" w:hAnsi="Calibri"/>
-          <w:b/>
-          <w:bCs/>
-          <w:i w:val="false"/>
-          <w:iCs w:val="false"/>
-          <w:color w:val="1A1A1A"/>
-          <w:sz w:val="19"/>
-          <w:szCs w:val="19"/>
-        </w:rPr>
-        <w:t xml:space="preserve">ML &amp; AI:</w:t>
-      </w:r>
-      <w:r>
-        <w:rPr>
-          <w:rFonts w:ascii="Calibri" w:cs="Calibri" w:eastAsia="Calibri" w:hAnsi="Calibri"/>
-          <w:i w:val="false"/>
-          <w:iCs w:val="false"/>
-          <w:color w:val="1A1A1A"/>
-          <w:sz w:val="19"/>
-          <w:szCs w:val="19"/>
-        </w:rPr>
-        <w:t xml:space="preserve"> RAG (LangGraph), Hybrid Search, Vector Embeddings (pgvector, ChromaDB), K-Means Clustering, Logistic Regression, MLflow, scikit-learn, Prompt Engineering, Hugging Face, AI Observability (Langfuse)</w:t>
+        <w:t>ML &amp; AI: LangGraph, RAG, Hybrid Search, pgvector, ChromaDB, K-Means Clustering, Logistic Regression, MLflow, scikit-learn, Prompt Engineering, Hugging Face, Langfuse</w:t>
       </w:r>
     </w:p>
     <w:p>
@@ -222,28 +145,7 @@
         <w:spacing w:after="40"/>
       </w:pPr>
       <w:r>
-        <w:rPr>
-          <w:rFonts w:ascii="Calibri" w:cs="Calibri" w:eastAsia="Calibri" w:hAnsi="Calibri"/>
-          <w:b/>
-          <w:bCs/>
-          <w:i w:val="false"/>
-          <w:iCs w:val="false"/>
-          <w:color w:val="1A1A1A"/>
-          <w:sz w:val="19"/>
-          <w:szCs w:val="19"/>
-        </w:rPr>
-        <w:t xml:space="preserve">Backend &amp; Infra:</w:t>
-      </w:r>
-      <w:r>
-        <w:rPr>
-          <w:rFonts w:ascii="Calibri" w:cs="Calibri" w:eastAsia="Calibri" w:hAnsi="Calibri"/>
-          <w:i w:val="false"/>
-          <w:iCs w:val="false"/>
-          <w:color w:val="1A1A1A"/>
-          <w:sz w:val="19"/>
-          <w:szCs w:val="19"/>
-        </w:rPr>
-        <w:t xml:space="preserve"> Python, FastAPI, REST APIs, SQL, PostgreSQL, Supabase, Redis, Docker, Kubernetes (K3s), GitHub Actions (CI/CD), Google Cloud Run, Vercel</w:t>
+        <w:t>Backend &amp; Cloud: Python, FastAPI, REST APIs, SQL, PostgreSQL, Supabase, Redis, Docker, Kubernetes, GitHub Actions, Google Cloud Run</w:t>
       </w:r>
     </w:p>
     <w:p>
@@ -251,28 +153,7 @@
         <w:spacing w:after="40"/>
       </w:pPr>
       <w:r>
-        <w:rPr>
-          <w:rFonts w:ascii="Calibri" w:cs="Calibri" w:eastAsia="Calibri" w:hAnsi="Calibri"/>
-          <w:b/>
-          <w:bCs/>
-          <w:i w:val="false"/>
-          <w:iCs w:val="false"/>
-          <w:color w:val="1A1A1A"/>
-          <w:sz w:val="19"/>
-          <w:szCs w:val="19"/>
-        </w:rPr>
-        <w:t xml:space="preserve">Frontend &amp; Data:</w:t>
-      </w:r>
-      <w:r>
-        <w:rPr>
-          <w:rFonts w:ascii="Calibri" w:cs="Calibri" w:eastAsia="Calibri" w:hAnsi="Calibri"/>
-          <w:i w:val="false"/>
-          <w:iCs w:val="false"/>
-          <w:color w:val="1A1A1A"/>
-          <w:sz w:val="19"/>
-          <w:szCs w:val="19"/>
-        </w:rPr>
-        <w:t xml:space="preserve"> Next.js, React, TypeScript, ETL Pipelines, Web Scraping, Data Validation &amp; Visualization</w:t>
+        <w:t>Web &amp; Data: Next.js, React, TypeScript, ETL Pipelines, Web Scraping, Data Validation</w:t>
       </w:r>
     </w:p>
     <w:p>
@@ -354,15 +235,7 @@
         <w:spacing w:after="45"/>
       </w:pPr>
       <w:r>
-        <w:rPr>
-          <w:rFonts w:ascii="Calibri" w:cs="Calibri" w:eastAsia="Calibri" w:hAnsi="Calibri"/>
-          <w:i w:val="false"/>
-          <w:iCs w:val="false"/>
-          <w:color w:val="1A1A1A"/>
-          <w:sz w:val="19"/>
-          <w:szCs w:val="19"/>
-        </w:rPr>
-        <w:t xml:space="preserve">Scoping and leading development of a company-wide mobile app as sole engineer — client/employee onboarding, document access, product registration, and payments.</w:t>
+        <w:t>Scoping and leading development of a company-wide mobile app as sole engineer — client/employee onboarding, document access, product activation, and payments.</w:t>
       </w:r>
     </w:p>
     <w:p>
@@ -447,7 +320,7 @@
         <w:rPr>
           <w:i/>
         </w:rPr>
-        <w:t>Python, FastAPI, Next.js, Supabase/pgvector, LangGraph, Groq, OpenAI, Cloudflare R2  |  ~142K LOC, 864 files, 434 commits, 167+ test suites — OpenAI Build Week</w:t>
+        <w:t>Python, FastAPI, Next.js, Supabase/pgvector, LangGraph, Groq, OpenAI, Cloudflare R2  |  ~137K source LOC, 826 files, 434 commits, 167 test files — OpenAI Build Week</w:t>
       </w:r>
       <w:r>
         <w:rPr>
@@ -504,28 +377,7 @@
         <w:spacing w:after="45"/>
       </w:pPr>
       <w:r>
-        <w:rPr>
-          <w:rFonts w:ascii="Calibri" w:cs="Calibri" w:eastAsia="Calibri" w:hAnsi="Calibri"/>
-          <w:b/>
-          <w:bCs/>
-          <w:i w:val="false"/>
-          <w:iCs w:val="false"/>
-          <w:color w:val="1A1A1A"/>
-          <w:sz w:val="19"/>
-          <w:szCs w:val="19"/>
-        </w:rPr>
-        <w:t xml:space="preserve">Citation-Grounded RAG:</w:t>
-      </w:r>
-      <w:r>
-        <w:rPr>
-          <w:rFonts w:ascii="Calibri" w:cs="Calibri" w:eastAsia="Calibri" w:hAnsi="Calibri"/>
-          <w:i w:val="false"/>
-          <w:iCs w:val="false"/>
-          <w:color w:val="1A1A1A"/>
-          <w:sz w:val="19"/>
-          <w:szCs w:val="19"/>
-        </w:rPr>
-        <w:t xml:space="preserve"> 7-node LangGraph pipeline (retrieve → grade → synthesize/abstain, with query-rewrite loop) over ~10,400 embedded chunks with lexical reranking and strict LLM abstention — eliminates hallucinated financial claims.</w:t>
+        <w:t>Citation-Grounded RAG: built a seven-stage LangGraph workflow with retrieval grading, query rewriting, citation-aware synthesis, and explicit abstention when evidence is insufficient.</w:t>
       </w:r>
     </w:p>
     <w:p>
@@ -572,28 +424,7 @@
         <w:spacing w:after="45"/>
       </w:pPr>
       <w:r>
-        <w:rPr>
-          <w:rFonts w:ascii="Calibri" w:cs="Calibri" w:eastAsia="Calibri" w:hAnsi="Calibri"/>
-          <w:b/>
-          <w:bCs/>
-          <w:i w:val="false"/>
-          <w:iCs w:val="false"/>
-          <w:color w:val="1A1A1A"/>
-          <w:sz w:val="19"/>
-          <w:szCs w:val="19"/>
-        </w:rPr>
-        <w:t xml:space="preserve">Data Engineering:</w:t>
-      </w:r>
-      <w:r>
-        <w:rPr>
-          <w:rFonts w:ascii="Calibri" w:cs="Calibri" w:eastAsia="Calibri" w:hAnsi="Calibri"/>
-          <w:i w:val="false"/>
-          <w:iCs w:val="false"/>
-          <w:color w:val="1A1A1A"/>
-          <w:sz w:val="19"/>
-          <w:szCs w:val="19"/>
-        </w:rPr>
-        <w:t xml:space="preserve"> 22-workflow GitHub Actions pipeline scraping/normalizing disclosures from 12 AMCs, reaching 99.66% data-readiness across 871 fund schemes; fixed a normalizer bug affecting 14,000+ records, raising coverage from 83% to 100%.</w:t>
+        <w:t>Data Engineering: automated collection and normalization of official mutual-fund disclosures, with data-quality checks and targeted normalizer fixes for affected records.</w:t>
       </w:r>
     </w:p>
     <w:p>
@@ -655,28 +486,7 @@
         <w:spacing w:after="45"/>
       </w:pPr>
       <w:r>
-        <w:rPr>
-          <w:rFonts w:ascii="Calibri" w:cs="Calibri" w:eastAsia="Calibri" w:hAnsi="Calibri"/>
-          <w:b/>
-          <w:bCs/>
-          <w:i w:val="false"/>
-          <w:iCs w:val="false"/>
-          <w:color w:val="1A1A1A"/>
-          <w:sz w:val="19"/>
-          <w:szCs w:val="19"/>
-        </w:rPr>
-        <w:t xml:space="preserve">Agentic RAG + Ingestion:</w:t>
-      </w:r>
-      <w:r>
-        <w:rPr>
-          <w:rFonts w:ascii="Calibri" w:cs="Calibri" w:eastAsia="Calibri" w:hAnsi="Calibri"/>
-          <w:i w:val="false"/>
-          <w:iCs w:val="false"/>
-          <w:color w:val="1A1A1A"/>
-          <w:sz w:val="19"/>
-          <w:szCs w:val="19"/>
-        </w:rPr>
-        <w:t xml:space="preserve"> built a bounded-tool-loop citation-grounded document agent over 4 automated ingestion pipelines (OpenFDA, PubMed, clinical guidelines, media) indexing 37 documents into 620 chunks.</w:t>
+        <w:t>Agentic RAG + Ingestion: built a citation-grounded document agent with automated ingestion from OpenFDA, PubMed, clinical-guideline, and media sources.</w:t>
       </w:r>
     </w:p>
     <w:p>
@@ -689,28 +499,7 @@
         <w:spacing w:after="45"/>
       </w:pPr>
       <w:r>
-        <w:rPr>
-          <w:rFonts w:ascii="Calibri" w:cs="Calibri" w:eastAsia="Calibri" w:hAnsi="Calibri"/>
-          <w:b/>
-          <w:bCs/>
-          <w:i w:val="false"/>
-          <w:iCs w:val="false"/>
-          <w:color w:val="1A1A1A"/>
-          <w:sz w:val="19"/>
-          <w:szCs w:val="19"/>
-        </w:rPr>
-        <w:t xml:space="preserve">RAFT Fine-Tuning:</w:t>
-      </w:r>
-      <w:r>
-        <w:rPr>
-          <w:rFonts w:ascii="Calibri" w:cs="Calibri" w:eastAsia="Calibri" w:hAnsi="Calibri"/>
-          <w:i w:val="false"/>
-          <w:iCs w:val="false"/>
-          <w:color w:val="1A1A1A"/>
-          <w:sz w:val="19"/>
-          <w:szCs w:val="19"/>
-        </w:rPr>
-        <w:t xml:space="preserve"> ran a RAFT pipeline (oracle evidence, hard distractors, abstention cases) to fine-tune Qwen2.5-7B via 4-bit QLoRA (Unsloth) — 88.5% citation precision, 92.3% recall — then quantized to GGUF and served locally via Ollama. A second Data Intake Agent enforces human-approval gates on autonomous data ingestion.</w:t>
+        <w:t>RAFT Fine-Tuning: built a training-data pipeline with reference evidence, hard distractors, and abstention cases; fine-tuned Qwen2.5-1.5B via 4-bit QLoRA (rank 16, alpha 16), quantized it to GGUF, and served it locally via Ollama with human approval gates for data intake.</w:t>
       </w:r>
     </w:p>
     <w:p>
@@ -756,7 +545,7 @@
         <w:spacing w:after="45"/>
       </w:pPr>
       <w:r>
-        <w:t>TalentOS (All Things Agentic Hackathon, Taskmaster Track): dual-pipeline autonomous agent platform (Google ADK, LangGraph, Firestore) ingesting ~2,500 postings/run across 8 sources with 91% pre-filtering and a 3-state evaluator+drafter chain — ~23K LOC, 131 files, 235+ tests | Live: https://all-things-agentic--allthingsagentic-505213.asia-southeast1.hosted.app | Repo: https://github.com/Naman6019/all-things-agentic. FundersAI Reports: decoupled LangGraph microservice on a 2-replica Kubernetes Deployment (K3s/AWS EC2). SQuAD QA Benchmarking: fine-tuned/benchmarked BERT/BiDAF/DistilBERT; published as a research paper. GitResume: self-built multi-agent LLM pipeline (PyPI: git-resume-agent, ~4K LOC, 26 commits) that synthesizes and adversarially verifies grounded resume bullets from git history.</w:t>
+        <w:t>TalentOS (All Things Agentic Hackathon, Taskmaster Track): dual-pipeline opportunity platform using Google ADK, LangGraph, and Firestore to collect public opportunities, apply deterministic pre-filtering, and generate human-reviewable application materials. FundersAI Reports: decoupled LangGraph report-synthesis service hosted on K3s. SQuAD QA Benchmarking: fine-tuned and benchmarked BERT, BiDAF, and DistilBERT; published as a research paper. GitResume: self-built evidence-backed resume CLI (PyPI: git-resume-agent, ~4K LOC, 27 commits) that validates managed claims before compiling Word/PDF output.</w:t>
       </w:r>
     </w:p>
     <w:p>

--- a/public/resume/Naman_Manocha_AI_Engineer_Resume.docx
+++ b/public/resume/Naman_Manocha_AI_Engineer_Resume.docx
@@ -545,7 +545,7 @@
         <w:spacing w:after="45"/>
       </w:pPr>
       <w:r>
-        <w:t>TalentOS (All Things Agentic Hackathon, Taskmaster Track): dual-pipeline opportunity platform using Google ADK, LangGraph, and Firestore to collect public opportunities, apply deterministic pre-filtering, and generate human-reviewable application materials. FundersAI Reports: decoupled LangGraph report-synthesis service hosted on K3s. SQuAD QA Benchmarking: fine-tuned and benchmarked BERT, BiDAF, and DistilBERT; published as a research paper. GitResume: self-built evidence-backed resume CLI (PyPI: git-resume-agent, ~4K LOC, 27 commits) that validates managed claims before compiling Word/PDF output.</w:t>
+        <w:t>TalentOS (All Things Agentic Hackathon, Taskmaster Track): dual-pipeline opportunity platform using Google ADK, LangGraph, and Firestore to collect ~2,900 postings/run, apply deterministic pre-filtering that eliminates 89.5% before any LLM call, and generate human-reviewable application materials, backed by a 373-test hermetic offline suite (~11s). FundersAI Reports: decoupled LangGraph report-synthesis service hosted on K3s. SQuAD QA Benchmarking: fine-tuned and benchmarked BERT, BiDAF, and DistilBERT; published as a research paper. GitResume: self-built evidence-backed resume CLI (PyPI: git-resume-agent, ~4K LOC, 27 commits) that validates managed claims before compiling Word/PDF output.</w:t>
       </w:r>
     </w:p>
     <w:p>

--- a/public/resume/Naman_Manocha_AI_Engineer_Resume.docx
+++ b/public/resume/Naman_Manocha_AI_Engineer_Resume.docx
@@ -545,7 +545,7 @@
         <w:spacing w:after="45"/>
       </w:pPr>
       <w:r>
-        <w:t>TalentOS (All Things Agentic Hackathon, Taskmaster Track): dual-pipeline opportunity platform using Google ADK, LangGraph, and Firestore to collect ~2,900 postings/run, apply deterministic pre-filtering that eliminates 89.5% before any LLM call, and generate human-reviewable application materials, backed by a 373-test hermetic offline suite (~11s). FundersAI Reports: decoupled LangGraph report-synthesis service hosted on K3s. SQuAD QA Benchmarking: fine-tuned and benchmarked BERT, BiDAF, and DistilBERT; published as a research paper. GitResume: self-built evidence-backed resume CLI (PyPI: git-resume-agent, ~4K LOC, 27 commits) that validates managed claims before compiling Word/PDF output.</w:t>
+        <w:t>TalentOS (All Things Agentic Hackathon, Taskmaster Track): dual-pipeline opportunity platform using Google ADK, LangGraph, and Firestore to collect ~2,900 postings/run, apply deterministic pre-filtering that eliminates 89.5% before any LLM call, and generate human-reviewable application materials, backed by a 373-test hermetic offline suite (~11s). FundersAI Reports: decoupled LangGraph report-synthesis service hosted on K3s. SQuAD QA Benchmarking: fine-tuned and benchmarked BERT, BiDAF, and DistilBERT; published as a research paper. GitResume: self-built evidence-backed resume CLI (PyPI: git-resume-agent, ~4K LOC, 28 commits) that validates managed claims before compiling Word/PDF output.</w:t>
       </w:r>
     </w:p>
     <w:p>

--- a/public/resume/Naman_Manocha_AI_Engineer_Resume.docx
+++ b/public/resume/Naman_Manocha_AI_Engineer_Resume.docx
@@ -320,7 +320,7 @@
         <w:rPr>
           <w:i/>
         </w:rPr>
-        <w:t>Python, FastAPI, Next.js, Supabase/pgvector, LangGraph, Groq, OpenAI, Cloudflare R2  |  ~137K source LOC, 826 files, 434 commits, 167 test files — OpenAI Build Week</w:t>
+        <w:t>Python, FastAPI, Next.js, Supabase/pgvector, LangGraph, Groq, OpenAI, Cloudflare R2  |  ~137K source LOC, 827 files, 435 commits, 167 test files — OpenAI Build Week</w:t>
       </w:r>
       <w:r>
         <w:rPr>

--- a/public/resume/Naman_Manocha_AI_Engineer_Resume.docx
+++ b/public/resume/Naman_Manocha_AI_Engineer_Resume.docx
@@ -320,7 +320,7 @@
         <w:rPr>
           <w:i/>
         </w:rPr>
-        <w:t>Python, FastAPI, Next.js, Supabase/pgvector, LangGraph, Groq, OpenAI, Cloudflare R2  |  ~137K source LOC, 827 files, 435 commits, 167 test files — OpenAI Build Week</w:t>
+        <w:t>Python, FastAPI, Next.js, Supabase/pgvector, LangGraph, Groq, OpenAI, Cloudflare R2  |  ~137K source LOC, 827 files, 436 commits, 167 test files — OpenAI Build Week</w:t>
       </w:r>
       <w:r>
         <w:rPr>

--- a/public/resume/Naman_Manocha_AI_Engineer_Resume.docx
+++ b/public/resume/Naman_Manocha_AI_Engineer_Resume.docx
@@ -320,7 +320,7 @@
         <w:rPr>
           <w:i/>
         </w:rPr>
-        <w:t>Python, FastAPI, Next.js, Supabase/pgvector, LangGraph, Groq, OpenAI, Cloudflare R2  |  ~137K source LOC, 827 files, 436 commits, 167 test files — OpenAI Build Week</w:t>
+        <w:t>Python, FastAPI, Next.js, Supabase/pgvector, LangGraph, Groq, OpenAI, Cloudflare R2  |  ~138K source LOC, 835 files, 437 commits, 168 test files — OpenAI Build Week</w:t>
       </w:r>
       <w:r>
         <w:rPr>

--- a/public/resume/Naman_Manocha_AI_Engineer_Resume.docx
+++ b/public/resume/Naman_Manocha_AI_Engineer_Resume.docx
@@ -320,7 +320,7 @@
         <w:rPr>
           <w:i/>
         </w:rPr>
-        <w:t>Python, FastAPI, Next.js, Supabase/pgvector, LangGraph, Groq, OpenAI, Cloudflare R2  |  ~138K source LOC, 835 files, 437 commits, 168 test files — OpenAI Build Week</w:t>
+        <w:t>Python, FastAPI, Next.js, Supabase/pgvector, LangGraph, Groq, OpenAI, Cloudflare R2  |  ~141K source LOC, 841 files, 441 commits, 170 test files — OpenAI Build Week</w:t>
       </w:r>
       <w:r>
         <w:rPr>

--- a/public/resume/Naman_Manocha_AI_Engineer_Resume.docx
+++ b/public/resume/Naman_Manocha_AI_Engineer_Resume.docx
@@ -320,7 +320,7 @@
         <w:rPr>
           <w:i/>
         </w:rPr>
-        <w:t>Python, FastAPI, Next.js, Supabase/pgvector, LangGraph, Groq, OpenAI, Cloudflare R2  |  ~141K source LOC, 841 files, 441 commits, 170 test files — OpenAI Build Week</w:t>
+        <w:t>Python, FastAPI, Next.js, Supabase/pgvector, LangGraph, Groq, OpenAI, Cloudflare R2  |  ~143K source LOC, 856 files, 442 commits, 178 test files — OpenAI Build Week</w:t>
       </w:r>
       <w:r>
         <w:rPr>

--- a/public/resume/Naman_Manocha_AI_Engineer_Resume.docx
+++ b/public/resume/Naman_Manocha_AI_Engineer_Resume.docx
@@ -16,12 +16,12 @@
           <w:sz w:val="34"/>
           <w:szCs w:val="34"/>
         </w:rPr>
-        <w:t xml:space="preserve">NAMAN MANOCHA</w:t>
-      </w:r>
-    </w:p>
-    <w:p>
-      <w:pPr>
-        <w:spacing w:after="80"/>
+        <w:t>NAMAN MANOCHA</w:t>
+      </w:r>
+    </w:p>
+    <w:p>
+      <w:pPr>
+        <w:spacing w:after="68"/>
         <w:jc w:val="center"/>
       </w:pPr>
       <w:r>
@@ -33,12 +33,12 @@
           <w:sz w:val="19"/>
           <w:szCs w:val="19"/>
         </w:rPr>
-        <w:t xml:space="preserve">AI ENGINEER  —  Applied ML, RAG &amp; Production AI Systems</w:t>
-      </w:r>
-    </w:p>
-    <w:p>
-      <w:pPr>
-        <w:spacing w:after="110"/>
+        <w:t>AI ENGINEER  —  Applied ML, RAG &amp; Production AI Systems</w:t>
+      </w:r>
+    </w:p>
+    <w:p>
+      <w:pPr>
+        <w:spacing w:after="93"/>
         <w:jc w:val="center"/>
       </w:pPr>
       <w:r>
@@ -89,7 +89,7 @@
         <w:pBdr>
           <w:bottom w:val="single" w:color="1F4E5F" w:sz="6" w:space="2"/>
         </w:pBdr>
-        <w:spacing w:after="60" w:before="160"/>
+        <w:spacing w:after="51" w:before="160"/>
       </w:pPr>
       <w:r>
         <w:rPr>
@@ -101,12 +101,12 @@
           <w:sz w:val="20"/>
           <w:szCs w:val="20"/>
         </w:rPr>
-        <w:t xml:space="preserve">SUMMARY</w:t>
-      </w:r>
-    </w:p>
-    <w:p>
-      <w:pPr>
-        <w:spacing w:after="100"/>
+        <w:t>SUMMARY</w:t>
+      </w:r>
+    </w:p>
+    <w:p>
+      <w:pPr>
+        <w:spacing w:after="85"/>
       </w:pPr>
       <w:r>
         <w:t>AI/ML engineer who ships end-to-end research products spanning data pipelines, retrieval and model logic, backend APIs, and deployment. Independently developed FundersAI, a research platform combining deterministic financial metrics, hybrid retrieval, and explainable ML clustering, and CareFlow Intelligence, an agentic RAG and fine-tuning system. Currently developing AI products independently. Core technologies: Python, FastAPI, Next.js, Supabase/PostgreSQL, Docker, and Kubernetes.</w:t>
@@ -117,7 +117,7 @@
         <w:pBdr>
           <w:bottom w:val="single" w:color="1F4E5F" w:sz="6" w:space="2"/>
         </w:pBdr>
-        <w:spacing w:after="60" w:before="160"/>
+        <w:spacing w:after="51" w:before="160"/>
       </w:pPr>
       <w:r>
         <w:rPr>
@@ -129,7 +129,7 @@
           <w:sz w:val="20"/>
           <w:szCs w:val="20"/>
         </w:rPr>
-        <w:t xml:space="preserve">TECHNICAL SKILLS</w:t>
+        <w:t>TECHNICAL SKILLS</w:t>
       </w:r>
     </w:p>
     <w:p>
@@ -161,7 +161,7 @@
         <w:pBdr>
           <w:bottom w:val="single" w:color="1F4E5F" w:sz="6" w:space="2"/>
         </w:pBdr>
-        <w:spacing w:after="60" w:before="160"/>
+        <w:spacing w:after="51" w:before="160"/>
       </w:pPr>
       <w:r>
         <w:rPr>
@@ -173,7 +173,7 @@
           <w:sz w:val="20"/>
           <w:szCs w:val="20"/>
         </w:rPr>
-        <w:t xml:space="preserve">EXPERIENCE</w:t>
+        <w:t>EXPERIENCE</w:t>
       </w:r>
     </w:p>
     <w:p>
@@ -192,10 +192,10 @@
           <w:sz w:val="20"/>
           <w:szCs w:val="20"/>
         </w:rPr>
-        <w:t xml:space="preserve">Technology Manager — PayGain Multiservices Pvt. Ltd.</w:t>
-      </w:r>
-      <w:r>
-        <w:t xml:space="preserve">	</w:t>
+        <w:t>Artificial Intelligence Intern — Internmo (Remote)</w:t>
+      </w:r>
+      <w:r>
+        <w:tab/>
       </w:r>
       <w:r>
         <w:rPr>
@@ -206,23 +206,7 @@
           <w:sz w:val="19"/>
           <w:szCs w:val="19"/>
         </w:rPr>
-        <w:t xml:space="preserve">Feb 2025 – Present</w:t>
-      </w:r>
-    </w:p>
-    <w:p>
-      <w:pPr>
-        <w:spacing w:after="60"/>
-      </w:pPr>
-      <w:r>
-        <w:rPr>
-          <w:rFonts w:ascii="Calibri" w:cs="Calibri" w:eastAsia="Calibri" w:hAnsi="Calibri"/>
-          <w:i/>
-          <w:iCs/>
-          <w:color w:val="555555"/>
-          <w:sz w:val="18"/>
-          <w:szCs w:val="18"/>
-        </w:rPr>
-        <w:t xml:space="preserve">Kolkata, India</w:t>
+        <w:t>Sept 2026 – Present</w:t>
       </w:r>
     </w:p>
     <w:p>
@@ -232,10 +216,67 @@
           <w:ilvl w:val="0"/>
           <w:numId w:val="2"/>
         </w:numPr>
-        <w:spacing w:after="45"/>
-      </w:pPr>
-      <w:r>
-        <w:t>Scoping and leading development of a company-wide mobile app as sole engineer — client/employee onboarding, document access, product activation, and payments.</w:t>
+        <w:spacing w:after="40"/>
+      </w:pPr>
+      <w:r>
+        <w:rPr>
+          <w:rFonts w:ascii="Calibri" w:cs="Calibri" w:eastAsia="Calibri" w:hAnsi="Calibri"/>
+          <w:i w:val="false"/>
+          <w:iCs w:val="false"/>
+          <w:color w:val="1A1A1A"/>
+          <w:sz w:val="19"/>
+          <w:szCs w:val="19"/>
+        </w:rPr>
+        <w:t>Vantara: built churn and 90-day customer-value pipeline on 1M+ retail transactions with leakage-safe features, SHAP/LIME, and FastAPI/Streamlit/Docker. FlowCast: building traffic, congestion, and accident-risk forecasts (PyTorch LSTM/GRU). Northgate: building stock return forecasts with FinBERT sentiment and a max-Sharpe optimizer. Client-style project briefs.</w:t>
+      </w:r>
+    </w:p>
+    <w:p>
+      <w:pPr>
+        <w:tabs>
+          <w:tab w:val="right" w:pos="9026"/>
+        </w:tabs>
+        <w:spacing w:after="20" w:before="60"/>
+      </w:pPr>
+      <w:r>
+        <w:rPr>
+          <w:rFonts w:ascii="Calibri" w:cs="Calibri" w:eastAsia="Calibri" w:hAnsi="Calibri"/>
+          <w:b/>
+          <w:bCs/>
+          <w:color w:val="1A1A1A"/>
+          <w:sz w:val="20"/>
+          <w:szCs w:val="20"/>
+        </w:rPr>
+        <w:t>Technology Manager — PayGain Multiservices Pvt. Ltd.</w:t>
+      </w:r>
+      <w:r>
+        <w:tab/>
+      </w:r>
+      <w:r>
+        <w:rPr>
+          <w:rFonts w:ascii="Calibri" w:cs="Calibri" w:eastAsia="Calibri" w:hAnsi="Calibri"/>
+          <w:i/>
+          <w:iCs/>
+          <w:color w:val="555555"/>
+          <w:sz w:val="19"/>
+          <w:szCs w:val="19"/>
+        </w:rPr>
+        <w:t>Feb 2025 – Sept 2026</w:t>
+      </w:r>
+    </w:p>
+    <w:p>
+      <w:pPr>
+        <w:spacing w:after="51"/>
+      </w:pPr>
+      <w:r>
+        <w:rPr>
+          <w:rFonts w:ascii="Calibri" w:cs="Calibri" w:eastAsia="Calibri" w:hAnsi="Calibri"/>
+          <w:i/>
+          <w:iCs/>
+          <w:color w:val="555555"/>
+          <w:sz w:val="18"/>
+          <w:szCs w:val="18"/>
+        </w:rPr>
+        <w:t>Kolkata, India</w:t>
       </w:r>
     </w:p>
     <w:p>
@@ -245,7 +286,20 @@
           <w:ilvl w:val="0"/>
           <w:numId w:val="2"/>
         </w:numPr>
-        <w:spacing w:after="45"/>
+        <w:spacing w:after="40"/>
+      </w:pPr>
+      <w:r>
+        <w:t>Scoped and designed a company-wide mobile app (design stage) — client/employee onboarding, document access, product activation, and payments.</w:t>
+      </w:r>
+    </w:p>
+    <w:p>
+      <w:pPr>
+        <w:pStyle w:val="ListParagraph"/>
+        <w:numPr>
+          <w:ilvl w:val="0"/>
+          <w:numId w:val="2"/>
+        </w:numPr>
+        <w:spacing w:after="40"/>
       </w:pPr>
       <w:r>
         <w:rPr>
@@ -256,7 +310,7 @@
           <w:sz w:val="19"/>
           <w:szCs w:val="19"/>
         </w:rPr>
-        <w:t xml:space="preserve">Designed and deployed a lead-capture automation (Make) triggered on Google Form submissions; also drove 30+ client conversions by building and managing the company website and digital discovery flows.</w:t>
+        <w:t>Designed and deployed a lead-capture automation (Make) triggered on Google Form submissions; also drove 30+ client conversions by building and managing the company website and digital discovery flows.</w:t>
       </w:r>
     </w:p>
     <w:p>
@@ -264,7 +318,7 @@
         <w:pBdr>
           <w:bottom w:val="single" w:color="1F4E5F" w:sz="6" w:space="2"/>
         </w:pBdr>
-        <w:spacing w:after="60" w:before="160"/>
+        <w:spacing w:after="51" w:before="160"/>
       </w:pPr>
       <w:r>
         <w:rPr>
@@ -276,7 +330,7 @@
           <w:sz w:val="20"/>
           <w:szCs w:val="20"/>
         </w:rPr>
-        <w:t xml:space="preserve">INDEPENDENT PROJECTS</w:t>
+        <w:t>INDEPENDENT PROJECTS</w:t>
       </w:r>
     </w:p>
     <w:p>
@@ -295,10 +349,10 @@
           <w:sz w:val="20"/>
           <w:szCs w:val="20"/>
         </w:rPr>
-        <w:t xml:space="preserve">FundersAI — AI-Powered Research Platform for Indian Stocks &amp; Mutual Funds</w:t>
-      </w:r>
-      <w:r>
-        <w:t xml:space="preserve">	</w:t>
+        <w:t>FundersAI — AI-Powered Research Platform for Indian Stocks &amp; Mutual Funds</w:t>
+      </w:r>
+      <w:r>
+        <w:tab/>
       </w:r>
       <w:r>
         <w:rPr>
@@ -309,18 +363,18 @@
           <w:sz w:val="19"/>
           <w:szCs w:val="19"/>
         </w:rPr>
-        <w:t xml:space="preserve">fundersai.co.in</w:t>
-      </w:r>
-    </w:p>
-    <w:p>
-      <w:pPr>
-        <w:spacing w:after="60"/>
-      </w:pPr>
-      <w:r>
-        <w:rPr>
-          <w:i/>
-        </w:rPr>
-        <w:t>Python, FastAPI, Next.js, Supabase/pgvector, LangGraph, Groq, OpenAI, Cloudflare R2  |  ~143K source LOC, 856 files, 442 commits, 178 test files — OpenAI Build Week</w:t>
+        <w:t>fundersai.co.in</w:t>
+      </w:r>
+    </w:p>
+    <w:p>
+      <w:pPr>
+        <w:spacing w:after="51"/>
+      </w:pPr>
+      <w:r>
+        <w:rPr>
+          <w:i/>
+        </w:rPr>
+        <w:t>Python, FastAPI, Next.js, Supabase/pgvector, LangGraph, Groq, OpenAI, Cloudflare R2  |  ~144K source LOC, 856 files, 442 commits, 178 test files — OpenAI Build Week</w:t>
       </w:r>
       <w:r>
         <w:rPr>
@@ -374,7 +428,7 @@
           <w:ilvl w:val="0"/>
           <w:numId w:val="2"/>
         </w:numPr>
-        <w:spacing w:after="45"/>
+        <w:spacing w:after="40"/>
       </w:pPr>
       <w:r>
         <w:t>Citation-Grounded RAG: built a seven-stage LangGraph workflow with retrieval grading, query rewriting, citation-aware synthesis, and explicit abstention when evidence is insufficient.</w:t>
@@ -387,7 +441,7 @@
           <w:ilvl w:val="0"/>
           <w:numId w:val="2"/>
         </w:numPr>
-        <w:spacing w:after="45"/>
+        <w:spacing w:after="40"/>
       </w:pPr>
       <w:r>
         <w:rPr>
@@ -400,7 +454,7 @@
           <w:sz w:val="19"/>
           <w:szCs w:val="19"/>
         </w:rPr>
-        <w:t xml:space="preserve">Explainable ML:</w:t>
+        <w:t>Explainable ML:</w:t>
       </w:r>
       <w:r>
         <w:rPr>
@@ -421,7 +475,7 @@
           <w:ilvl w:val="0"/>
           <w:numId w:val="2"/>
         </w:numPr>
-        <w:spacing w:after="45"/>
+        <w:spacing w:after="40"/>
       </w:pPr>
       <w:r>
         <w:t>Data Engineering: automated collection and normalization of official mutual-fund disclosures, with data-quality checks and targeted normalizer fixes for affected records.</w:t>
@@ -443,10 +497,10 @@
           <w:sz w:val="20"/>
           <w:szCs w:val="20"/>
         </w:rPr>
-        <w:t xml:space="preserve">CareFlow Intelligence — Agentic RAG &amp; Fine-Tuning System</w:t>
-      </w:r>
-      <w:r>
-        <w:t xml:space="preserve">	</w:t>
+        <w:t>CareFlow Intelligence — Agentic RAG &amp; Fine-Tuning System</w:t>
+      </w:r>
+      <w:r>
+        <w:tab/>
       </w:r>
       <w:r>
         <w:rPr>
@@ -457,12 +511,11 @@
           <w:sz w:val="19"/>
           <w:szCs w:val="19"/>
         </w:rPr>
-        <w:t xml:space="preserve"/>
-      </w:r>
-    </w:p>
-    <w:p>
-      <w:pPr>
-        <w:spacing w:after="60"/>
+      </w:r>
+    </w:p>
+    <w:p>
+      <w:pPr>
+        <w:spacing w:after="51"/>
       </w:pPr>
       <w:r>
         <w:rPr>
@@ -483,7 +536,7 @@
           <w:ilvl w:val="0"/>
           <w:numId w:val="2"/>
         </w:numPr>
-        <w:spacing w:after="45"/>
+        <w:spacing w:after="40"/>
       </w:pPr>
       <w:r>
         <w:t>Agentic RAG + Ingestion: built a citation-grounded document agent with automated ingestion from OpenFDA, PubMed, clinical-guideline, and media sources.</w:t>
@@ -496,7 +549,7 @@
           <w:ilvl w:val="0"/>
           <w:numId w:val="2"/>
         </w:numPr>
-        <w:spacing w:after="45"/>
+        <w:spacing w:after="40"/>
       </w:pPr>
       <w:r>
         <w:t>RAFT Fine-Tuning: built a training-data pipeline with reference evidence, hard distractors, and abstention cases; fine-tuned Qwen2.5-1.5B via 4-bit QLoRA (rank 16, alpha 16), quantized it to GGUF, and served it locally via Ollama with human approval gates for data intake.</w:t>
@@ -518,10 +571,10 @@
           <w:sz w:val="20"/>
           <w:szCs w:val="20"/>
         </w:rPr>
-        <w:t xml:space="preserve">Other Projects</w:t>
-      </w:r>
-      <w:r>
-        <w:t xml:space="preserve">	</w:t>
+        <w:t>Other Projects</w:t>
+      </w:r>
+      <w:r>
+        <w:tab/>
       </w:r>
       <w:r>
         <w:rPr>
@@ -532,7 +585,6 @@
           <w:sz w:val="19"/>
           <w:szCs w:val="19"/>
         </w:rPr>
-        <w:t xml:space="preserve"/>
       </w:r>
     </w:p>
     <w:p>
@@ -542,7 +594,7 @@
           <w:ilvl w:val="0"/>
           <w:numId w:val="2"/>
         </w:numPr>
-        <w:spacing w:after="45"/>
+        <w:spacing w:after="40"/>
       </w:pPr>
       <w:r>
         <w:t>TalentOS (All Things Agentic Hackathon, Taskmaster Track): dual-pipeline opportunity platform using Google ADK, LangGraph, and Firestore to collect ~2,900 postings/run, apply deterministic pre-filtering that eliminates 89.5% before any LLM call, and generate human-reviewable application materials, backed by a 373-test hermetic offline suite (~11s). FundersAI Reports: decoupled LangGraph report-synthesis service hosted on K3s. SQuAD QA Benchmarking: fine-tuned and benchmarked BERT, BiDAF, and DistilBERT; published as a research paper. GitResume: self-built evidence-backed resume CLI (PyPI: git-resume-agent, ~4K LOC, 28 commits) that validates managed claims before compiling Word/PDF output.</w:t>
@@ -553,7 +605,7 @@
         <w:pBdr>
           <w:bottom w:val="single" w:color="1F4E5F" w:sz="6" w:space="2"/>
         </w:pBdr>
-        <w:spacing w:after="60" w:before="160"/>
+        <w:spacing w:after="51" w:before="160"/>
       </w:pPr>
       <w:r>
         <w:rPr>
@@ -565,7 +617,7 @@
           <w:sz w:val="20"/>
           <w:szCs w:val="20"/>
         </w:rPr>
-        <w:t xml:space="preserve">EDUCATION &amp; ACHIEVEMENTS</w:t>
+        <w:t>EDUCATION &amp; ACHIEVEMENTS</w:t>
       </w:r>
     </w:p>
     <w:p>
@@ -584,10 +636,10 @@
           <w:sz w:val="20"/>
           <w:szCs w:val="20"/>
         </w:rPr>
-        <w:t xml:space="preserve">B.Tech, Computer Science Engineering (AI &amp; ML Specialization) — VIT Amaravati</w:t>
-      </w:r>
-      <w:r>
-        <w:t xml:space="preserve">	</w:t>
+        <w:t>B.Tech, Computer Science Engineering (AI &amp; ML Specialization) — VIT Amaravati</w:t>
+      </w:r>
+      <w:r>
+        <w:tab/>
       </w:r>
       <w:r>
         <w:rPr>
@@ -598,7 +650,7 @@
           <w:sz w:val="19"/>
           <w:szCs w:val="19"/>
         </w:rPr>
-        <w:t xml:space="preserve">June 2021 – Sept 2025</w:t>
+        <w:t>June 2021 – Sept 2025</w:t>
       </w:r>
     </w:p>
     <w:p>
@@ -614,12 +666,12 @@
           <w:sz w:val="19"/>
           <w:szCs w:val="19"/>
         </w:rPr>
-        <w:t xml:space="preserve">CGPA: 8.2/10  |  Published research paper on QA/NLP  |  Certifications: Azure Administrator Associate, AWS Certified Cloud Practitioner</w:t>
+        <w:t>CGPA: 8.2/10  |  Published research paper on QA/NLP  |  Certifications: Azure Administrator Associate, AWS Certified Cloud Practitioner</w:t>
       </w:r>
     </w:p>
     <w:sectPr>
       <w:pgSz w:w="12240" w:h="15840" w:orient="portrait"/>
-      <w:pgMar w:top="431" w:right="792" w:bottom="431" w:left="792" w:header="708" w:footer="708" w:gutter="0"/>
+      <w:pgMar w:top="431" w:right="660" w:bottom="431" w:left="660" w:header="708" w:footer="708" w:gutter="0"/>
       <w:pgNumType/>
       <w:docGrid w:linePitch="360"/>
     </w:sectPr>

--- a/public/resume/Naman_Manocha_AI_Engineer_Resume.docx
+++ b/public/resume/Naman_Manocha_AI_Engineer_Resume.docx
@@ -374,7 +374,7 @@
         <w:rPr>
           <w:i/>
         </w:rPr>
-        <w:t>Python, FastAPI, Next.js, Supabase/pgvector, LangGraph, Groq, OpenAI, Cloudflare R2  |  ~144K source LOC, 856 files, 442 commits, 178 test files — OpenAI Build Week</w:t>
+        <w:t>Python, FastAPI, Next.js, Supabase/pgvector, LangGraph, Groq, OpenAI, Cloudflare R2  |  ~144K source LOC, 858 files, 443 commits, 179 test files — OpenAI Build Week</w:t>
       </w:r>
       <w:r>
         <w:rPr>

--- a/public/resume/Naman_Manocha_AI_Engineer_Resume.docx
+++ b/public/resume/Naman_Manocha_AI_Engineer_Resume.docx
@@ -48,7 +48,7 @@
           <w:sz w:val="18"/>
           <w:szCs w:val="18"/>
         </w:rPr>
-        <w:t xml:space="preserve">Kolkata, India  |  8530356515  |  namanmanocha42248@gmail.com  |  </w:t>
+        <w:t xml:space="preserve">Mumbai, India  |  8530356515  |  namanmanocha42248@gmail.com  |  </w:t>
       </w:r>
       <w:hyperlink w:history="1" r:id="rIdkzkurtc4_unlppdiruldt">
         <w:r>

--- a/public/resume/Naman_Manocha_AI_Engineer_Resume.docx
+++ b/public/resume/Naman_Manocha_AI_Engineer_Resume.docx
@@ -227,7 +227,28 @@
           <w:sz w:val="19"/>
           <w:szCs w:val="19"/>
         </w:rPr>
-        <w:t>Vantara: built churn and 90-day customer-value pipeline on 1M+ retail transactions with leakage-safe features, SHAP/LIME, and FastAPI/Streamlit/Docker. FlowCast: building traffic, congestion, and accident-risk forecasts (PyTorch LSTM/GRU). Northgate: building stock return forecasts with FinBERT sentiment and a max-Sharpe optimizer. Client-style project briefs.</w:t>
+        <w:t>Vantara Retail (client PRD): built leakage-safe churn and 90-day value pipeline on 1M+ retail transactions (14 monthly snapshots, forward-chaining CV, isotonic calibration; test ROC-AUC 0.76; CLV model capturing 58% of value in the top decile), served via FastAPI, PostgreSQL, and Docker with PSI drift monitoring; 124 tests.</w:t>
+      </w:r>
+    </w:p>
+    <w:p>
+      <w:pPr>
+        <w:pStyle w:val="ListParagraph"/>
+        <w:numPr>
+          <w:ilvl w:val="0"/>
+          <w:numId w:val="2"/>
+        </w:numPr>
+        <w:spacing w:after="40"/>
+      </w:pPr>
+      <w:r>
+        <w:rPr>
+          <w:rFonts w:ascii="Calibri" w:cs="Calibri" w:eastAsia="Calibri" w:hAnsi="Calibri"/>
+          <w:i w:val="false"/>
+          <w:iCs w:val="false"/>
+          <w:color w:val="1A1A1A"/>
+          <w:sz w:val="19"/>
+          <w:szCs w:val="19"/>
+        </w:rPr>
+        <w:t>Building FlowCast (25-segment traffic forecasting, from-scratch LSTM) and Northgate (FinBERT sentiment, max-Sharpe portfolio).</w:t>
       </w:r>
     </w:p>
     <w:p>
